--- a/projects/valuepickr-open-screen/docs/Neuland Laboratories Limited.docx
+++ b/projects/valuepickr-open-screen/docs/Neuland Laboratories Limited.docx
@@ -2638,6 +2638,62 @@
           <w:szCs w:val="20"/>
         </w:rPr>
         <w:t xml:space="preserve">Trusted-roster / core user phreakv6 is heavily engaged analytically (post #593, 165 loves — a structured deconstruction of CDMO business 'notions'; post #586, 50 loves — a careful, sceptical look at Bempedoic Acid margin mechanics). These are rigorous analytical posts, NOT explicit buy calls with stated position size — no high_conviction_calls logged for him. No other trusted-roster user posted a clear conviction call in the window read. Two non-roster regulars (VALUE2017, Simrat) do detailed constructive work and are disclosed invested.</w:t>
+      </w:r>
+    </w:p>
+    <w:p>
+      <w:pPr>
+        <w:pStyle w:val="Heading1"/>
+        <w:spacing w:after="120" w:before="280"/>
+      </w:pPr>
+      <w:r>
+        <w:t xml:space="preserve">Trusted-User Signals (Ongoing)</w:t>
+      </w:r>
+    </w:p>
+    <w:p>
+      <w:pPr>
+        <w:spacing w:after="120"/>
+      </w:pPr>
+      <w:r>
+        <w:rPr>
+          <w:i/>
+          <w:iCs/>
+          <w:color w:val="666666"/>
+          <w:sz w:val="18"/>
+          <w:szCs w:val="18"/>
+        </w:rPr>
+        <w:t xml:space="preserve">Every time a trusted user expresses clear conviction on this stock, most recent first — this section accumulates over time, it isn't a one-time snapshot.</w:t>
+      </w:r>
+    </w:p>
+    <w:p>
+      <w:pPr>
+        <w:spacing w:after="100"/>
+      </w:pPr>
+      <w:r>
+        <w:rPr>
+          <w:b/>
+          <w:bCs/>
+          <w:sz w:val="20"/>
+          <w:szCs w:val="20"/>
+        </w:rPr>
+        <w:t xml:space="preserve">2026-09-02 — Midhunjoe</w:t>
+      </w:r>
+      <w:r>
+        <w:rPr>
+          <w:i/>
+          <w:iCs/>
+          <w:color w:val="666666"/>
+          <w:sz w:val="18"/>
+          <w:szCs w:val="18"/>
+        </w:rPr>
+        <w:t xml:space="preserve"> (Midhun's Investment journey (own thread, elevated tier))</w:t>
+      </w:r>
+      <w:r>
+        <w:rPr>
+          <w:sz w:val="20"/>
+          <w:szCs w:val="20"/>
+        </w:rPr>
+        <w:br/>
+        <w:t xml:space="preserve">: post #90: named among 17 core holdings; "Some of the highest % gains (Neuland, Navin) are from businesses held over 4-5 years." #92 reaffirms holding discipline through a 4x post-trim run-up. Backfill of newly-added thread. elevated-tier source -&gt; trusted_conviction_floor_active=false.</w:t>
       </w:r>
     </w:p>
     <w:p>
